--- a/Результаты/Лабораторная_07_Сглаживающие_фильтры.docx
+++ b/Результаты/Лабораторная_07_Сглаживающие_фильтры.docx
@@ -31,7 +31,7 @@
     </w:p>
     <w:p>
       <w:r>
-        <w:t>Сравнить эффективность разных фильтров по коэффициенту пульсаций и оценить влияние на токи диодов.</w:t>
+        <w:t>Сравнить эффективность фильтров по коэффициенту пульсаций и оценить влияние на токи диодов.</w:t>
       </w:r>
     </w:p>
     <w:p>
@@ -39,15 +39,117 @@
         <w:pStyle w:val="Heading2"/>
       </w:pPr>
       <w:r>
-        <w:t>Инструменты</w:t>
+        <w:t>Теория и расчёт (до симуляции)</w:t>
+      </w:r>
+    </w:p>
+    <w:p>
+      <w:r>
+        <w:t xml:space="preserve">C-фильтр: </w:t>
+      </w:r>
+      <w:r>
+        <w:rPr>
+          <w:rFonts w:ascii="Consolas" w:hAnsi="Consolas"/>
+          <w:color w:val="C03030"/>
+          <w:sz w:val="20"/>
+        </w:rPr>
+        <w:t>ΔU ≈ I_н/(f_пульс·C)</w:t>
+      </w:r>
+      <w:r>
+        <w:t xml:space="preserve">, </w:t>
+      </w:r>
+      <w:r>
+        <w:rPr>
+          <w:rFonts w:ascii="Consolas" w:hAnsi="Consolas"/>
+          <w:color w:val="C03030"/>
+          <w:sz w:val="20"/>
+        </w:rPr>
+        <w:t>k_п = ΔU/(2·U_ср)</w:t>
+      </w:r>
+      <w:r>
+        <w:t>.</w:t>
+      </w:r>
+    </w:p>
+    <w:p>
+      <w:r>
+        <w:t xml:space="preserve">Дано: 1ф мост, </w:t>
+      </w:r>
+      <w:r>
+        <w:rPr>
+          <w:rFonts w:ascii="Consolas" w:hAnsi="Consolas"/>
+          <w:color w:val="C03030"/>
+          <w:sz w:val="20"/>
+        </w:rPr>
+        <w:t>U_ср ≈ 198 В</w:t>
+      </w:r>
+      <w:r>
+        <w:t xml:space="preserve">, </w:t>
+      </w:r>
+      <w:r>
+        <w:rPr>
+          <w:rFonts w:ascii="Consolas" w:hAnsi="Consolas"/>
+          <w:color w:val="C03030"/>
+          <w:sz w:val="20"/>
+        </w:rPr>
+        <w:t>R = 200 Ом</w:t>
+      </w:r>
+      <w:r>
+        <w:t xml:space="preserve"> → </w:t>
+      </w:r>
+      <w:r>
+        <w:rPr>
+          <w:rFonts w:ascii="Consolas" w:hAnsi="Consolas"/>
+          <w:color w:val="C03030"/>
+          <w:sz w:val="20"/>
+        </w:rPr>
+        <w:t>I_н ≈ 1 А</w:t>
+      </w:r>
+      <w:r>
+        <w:t xml:space="preserve">, </w:t>
+      </w:r>
+      <w:r>
+        <w:rPr>
+          <w:rFonts w:ascii="Consolas" w:hAnsi="Consolas"/>
+          <w:color w:val="C03030"/>
+          <w:sz w:val="20"/>
+        </w:rPr>
+        <w:t>f_пульс = 100 Гц</w:t>
+      </w:r>
+      <w:r>
+        <w:t>.</w:t>
+      </w:r>
+    </w:p>
+    <w:p>
+      <w:r>
+        <w:t xml:space="preserve">Для </w:t>
+      </w:r>
+      <w:r>
+        <w:rPr>
+          <w:rFonts w:ascii="Consolas" w:hAnsi="Consolas"/>
+          <w:color w:val="C03030"/>
+          <w:sz w:val="20"/>
+        </w:rPr>
+        <w:t>C = 470 мкФ</w:t>
+      </w:r>
+      <w:r>
+        <w:t>:</w:t>
       </w:r>
     </w:p>
     <w:p>
       <w:pPr>
-        <w:pStyle w:val="ListBullet"/>
+        <w:spacing w:after="0" w:before="0"/>
+        <w:ind w:left="240"/>
       </w:pPr>
       <w:r>
-        <w:t>LTspice и/или MATLAB/Simulink.</w:t>
+        <w:rPr>
+          <w:rFonts w:ascii="Consolas" w:hAnsi="Consolas"/>
+          <w:sz w:val="20"/>
+        </w:rPr>
+        <w:t>ΔU ≈ 1/(100·470·10⁻⁶) ≈ 21 В → k_п ≈ 10.5/198 ≈ 5.3%</w:t>
+      </w:r>
+    </w:p>
+    <w:p>
+      <w:r>
+        <w:t>────────────────────────────────────────</w:t>
       </w:r>
     </w:p>
     <w:p>
@@ -55,7 +157,7 @@
         <w:pStyle w:val="Heading2"/>
       </w:pPr>
       <w:r>
-        <w:t>Задание</w:t>
+        <w:t>Базовая схема (LTspice)</w:t>
       </w:r>
     </w:p>
     <w:p>
@@ -63,7 +165,88 @@
         <w:pStyle w:val="ListNumber"/>
       </w:pPr>
       <w:r>
-        <w:t>Возьмите однофазный мост из ЛР-05 с R-нагрузкой. Измерьте k_п без фильтра.</w:t>
+        <w:t xml:space="preserve">Источник </w:t>
+      </w:r>
+      <w:r>
+        <w:rPr>
+          <w:rFonts w:ascii="Consolas" w:hAnsi="Consolas"/>
+          <w:color w:val="C03030"/>
+          <w:sz w:val="20"/>
+        </w:rPr>
+        <w:t>SINE(0 311 50)</w:t>
+      </w:r>
+      <w:r>
+        <w:t xml:space="preserve">, мост из 4 диодов </w:t>
+      </w:r>
+      <w:r>
+        <w:rPr>
+          <w:rFonts w:ascii="Consolas" w:hAnsi="Consolas"/>
+          <w:color w:val="C03030"/>
+          <w:sz w:val="20"/>
+        </w:rPr>
+        <w:t>1N4007</w:t>
+      </w:r>
+      <w:r>
+        <w:t xml:space="preserve">, нагрузка </w:t>
+      </w:r>
+      <w:r>
+        <w:rPr>
+          <w:rFonts w:ascii="Consolas" w:hAnsi="Consolas"/>
+          <w:color w:val="C03030"/>
+          <w:sz w:val="20"/>
+        </w:rPr>
+        <w:t>R = 200 Ом</w:t>
+      </w:r>
+      <w:r>
+        <w:t>.</w:t>
+      </w:r>
+    </w:p>
+    <w:p>
+      <w:pPr>
+        <w:pStyle w:val="ListNumber"/>
+      </w:pPr>
+      <w:r>
+        <w:rPr>
+          <w:rFonts w:ascii="Consolas" w:hAnsi="Consolas"/>
+          <w:color w:val="C03030"/>
+          <w:sz w:val="20"/>
+        </w:rPr>
+        <w:t>.tran 0 200m 100m 10u</w:t>
+      </w:r>
+      <w:r>
+        <w:t>.</w:t>
+      </w:r>
+    </w:p>
+    <w:p>
+      <w:pPr>
+        <w:pStyle w:val="ListNumber"/>
+      </w:pPr>
+      <w:r>
+        <w:t xml:space="preserve">Измерьте </w:t>
+      </w:r>
+      <w:r>
+        <w:rPr>
+          <w:rFonts w:ascii="Consolas" w:hAnsi="Consolas"/>
+          <w:color w:val="C03030"/>
+          <w:sz w:val="20"/>
+        </w:rPr>
+        <w:t>k_п</w:t>
+      </w:r>
+      <w:r>
+        <w:t xml:space="preserve"> без фильтра (база ≈ 48%).</w:t>
+      </w:r>
+    </w:p>
+    <w:p>
+      <w:r>
+        <w:t>────────────────────────────────────────</w:t>
+      </w:r>
+    </w:p>
+    <w:p>
+      <w:pPr>
+        <w:pStyle w:val="Heading2"/>
+      </w:pPr>
+      <w:r>
+        <w:t>Часть A. C-фильтр</w:t>
       </w:r>
     </w:p>
     <w:p>
@@ -75,12 +258,14 @@
       </w:r>
       <w:r>
         <w:rPr>
-          <w:b/>
+          <w:rFonts w:ascii="Consolas" w:hAnsi="Consolas"/>
+          <w:color w:val="C03030"/>
+          <w:sz w:val="20"/>
         </w:rPr>
-        <w:t>C-фильтр</w:t>
+        <w:t>C = 470 мкФ</w:t>
       </w:r>
       <w:r>
-        <w:t>. Измерьте k_п и пиковый ток диода.</w:t>
+        <w:t xml:space="preserve"> параллельно R.</w:t>
       </w:r>
     </w:p>
     <w:p>
@@ -88,16 +273,37 @@
         <w:pStyle w:val="ListNumber"/>
       </w:pPr>
       <w:r>
-        <w:t xml:space="preserve">Замените на </w:t>
+        <w:t xml:space="preserve">Измерьте </w:t>
       </w:r>
       <w:r>
         <w:rPr>
-          <w:b/>
+          <w:rFonts w:ascii="Consolas" w:hAnsi="Consolas"/>
+          <w:color w:val="C03030"/>
+          <w:sz w:val="20"/>
         </w:rPr>
-        <w:t>L-фильтр</w:t>
+        <w:t>k_п</w:t>
       </w:r>
       <w:r>
-        <w:t xml:space="preserve"> (LR). Измерьте k_п и форму тока.</w:t>
+        <w:t xml:space="preserve"> (≈ 5%) и пиковый ток диода </w:t>
+      </w:r>
+      <w:r>
+        <w:rPr>
+          <w:rFonts w:ascii="Consolas" w:hAnsi="Consolas"/>
+          <w:color w:val="C03030"/>
+          <w:sz w:val="20"/>
+        </w:rPr>
+        <w:t>I(D1)</w:t>
+      </w:r>
+      <w:r>
+        <w:t>.</w:t>
+      </w:r>
+    </w:p>
+    <w:p>
+      <w:pPr>
+        <w:pStyle w:val="Heading2"/>
+      </w:pPr>
+      <w:r>
+        <w:t>Часть B. L-фильтр</w:t>
       </w:r>
     </w:p>
     <w:p>
@@ -105,16 +311,18 @@
         <w:pStyle w:val="ListNumber"/>
       </w:pPr>
       <w:r>
-        <w:t xml:space="preserve">Соберите </w:t>
+        <w:t xml:space="preserve">Уберите C. Включите дроссель </w:t>
       </w:r>
       <w:r>
         <w:rPr>
-          <w:b/>
+          <w:rFonts w:ascii="Consolas" w:hAnsi="Consolas"/>
+          <w:color w:val="C03030"/>
+          <w:sz w:val="20"/>
         </w:rPr>
-        <w:t>LC-фильтр</w:t>
+        <w:t>L = 1 Гн</w:t>
       </w:r>
       <w:r>
-        <w:t>. Измерьте k_п, проверьте отсутствие резонансного выброса.</w:t>
+        <w:t xml:space="preserve"> последовательно с R.</w:t>
       </w:r>
     </w:p>
     <w:p>
@@ -122,16 +330,26 @@
         <w:pStyle w:val="ListNumber"/>
       </w:pPr>
       <w:r>
-        <w:t xml:space="preserve">(Доп.) Соберите </w:t>
+        <w:t xml:space="preserve">Измерьте </w:t>
       </w:r>
       <w:r>
         <w:rPr>
-          <w:b/>
+          <w:rFonts w:ascii="Consolas" w:hAnsi="Consolas"/>
+          <w:color w:val="C03030"/>
+          <w:sz w:val="20"/>
         </w:rPr>
-        <w:t>CLC (П-фильтр)</w:t>
+        <w:t>k_п</w:t>
       </w:r>
       <w:r>
-        <w:t>, измерьте k_п.</w:t>
+        <w:t>, отметьте сглаживание формы тока (импульсы диода исчезают).</w:t>
+      </w:r>
+    </w:p>
+    <w:p>
+      <w:pPr>
+        <w:pStyle w:val="Heading2"/>
+      </w:pPr>
+      <w:r>
+        <w:t>Часть C. LC-фильтр</w:t>
       </w:r>
     </w:p>
     <w:p>
@@ -139,7 +357,67 @@
         <w:pStyle w:val="ListNumber"/>
       </w:pPr>
       <w:r>
-        <w:t>Сведите результаты в таблицу.</w:t>
+        <w:t xml:space="preserve">Дроссель </w:t>
+      </w:r>
+      <w:r>
+        <w:rPr>
+          <w:rFonts w:ascii="Consolas" w:hAnsi="Consolas"/>
+          <w:color w:val="C03030"/>
+          <w:sz w:val="20"/>
+        </w:rPr>
+        <w:t>L = 0.5 Гн</w:t>
+      </w:r>
+      <w:r>
+        <w:t xml:space="preserve"> последовательно + </w:t>
+      </w:r>
+      <w:r>
+        <w:rPr>
+          <w:rFonts w:ascii="Consolas" w:hAnsi="Consolas"/>
+          <w:color w:val="C03030"/>
+          <w:sz w:val="20"/>
+        </w:rPr>
+        <w:t>C = 220 мкФ</w:t>
+      </w:r>
+      <w:r>
+        <w:t xml:space="preserve"> параллельно R.</w:t>
+      </w:r>
+    </w:p>
+    <w:p>
+      <w:pPr>
+        <w:pStyle w:val="ListNumber"/>
+      </w:pPr>
+      <w:r>
+        <w:t xml:space="preserve">Проверьте резонансную частоту: </w:t>
+      </w:r>
+      <w:r>
+        <w:rPr>
+          <w:rFonts w:ascii="Consolas" w:hAnsi="Consolas"/>
+          <w:color w:val="C03030"/>
+          <w:sz w:val="20"/>
+        </w:rPr>
+        <w:t>f_0 = 1/(2π√(LC)) ≈ 1/(2π√(0.5·220e-6)) ≈ 15 Гц</w:t>
+      </w:r>
+      <w:r>
+        <w:t xml:space="preserve"> (много ниже 100 Гц — хорошо).</w:t>
+      </w:r>
+    </w:p>
+    <w:p>
+      <w:pPr>
+        <w:pStyle w:val="ListNumber"/>
+      </w:pPr>
+      <w:r>
+        <w:t xml:space="preserve">Измерьте </w:t>
+      </w:r>
+      <w:r>
+        <w:rPr>
+          <w:rFonts w:ascii="Consolas" w:hAnsi="Consolas"/>
+          <w:color w:val="C03030"/>
+          <w:sz w:val="20"/>
+        </w:rPr>
+        <w:t>k_п</w:t>
+      </w:r>
+      <w:r>
+        <w:t xml:space="preserve"> (должен быть &lt; 1%).</w:t>
       </w:r>
     </w:p>
     <w:p>
@@ -147,42 +425,112 @@
         <w:pStyle w:val="Heading2"/>
       </w:pPr>
       <w:r>
-        <w:t>Расчётная часть</w:t>
+        <w:t>Часть D. CLC (П-фильтр)</w:t>
+      </w:r>
+    </w:p>
+    <w:p>
+      <w:pPr>
+        <w:pStyle w:val="ListNumber"/>
+      </w:pPr>
+      <w:r>
+        <w:rPr>
+          <w:rFonts w:ascii="Consolas" w:hAnsi="Consolas"/>
+          <w:color w:val="C03030"/>
+          <w:sz w:val="20"/>
+        </w:rPr>
+        <w:t>C1 = 220 мкФ</w:t>
+      </w:r>
+      <w:r>
+        <w:t xml:space="preserve"> + </w:t>
+      </w:r>
+      <w:r>
+        <w:rPr>
+          <w:rFonts w:ascii="Consolas" w:hAnsi="Consolas"/>
+          <w:color w:val="C03030"/>
+          <w:sz w:val="20"/>
+        </w:rPr>
+        <w:t>L = 0.5 Гн</w:t>
+      </w:r>
+      <w:r>
+        <w:t xml:space="preserve"> + </w:t>
+      </w:r>
+      <w:r>
+        <w:rPr>
+          <w:rFonts w:ascii="Consolas" w:hAnsi="Consolas"/>
+          <w:color w:val="C03030"/>
+          <w:sz w:val="20"/>
+        </w:rPr>
+        <w:t>C2 = 220 мкФ</w:t>
+      </w:r>
+      <w:r>
+        <w:t>.</w:t>
+      </w:r>
+    </w:p>
+    <w:p>
+      <w:pPr>
+        <w:pStyle w:val="ListNumber"/>
+      </w:pPr>
+      <w:r>
+        <w:t xml:space="preserve">Измерьте </w:t>
+      </w:r>
+      <w:r>
+        <w:rPr>
+          <w:rFonts w:ascii="Consolas" w:hAnsi="Consolas"/>
+          <w:color w:val="C03030"/>
+          <w:sz w:val="20"/>
+        </w:rPr>
+        <w:t>k_п</w:t>
+      </w:r>
+      <w:r>
+        <w:t xml:space="preserve"> (минимальный).</w:t>
       </w:r>
     </w:p>
     <w:p>
       <w:r>
-        <w:t>| Фильтр | k_п (расчёт) | k_п (сим.) | I_пик диода | Комментарий |</w:t>
+        <w:t>────────────────────────────────────────</w:t>
+      </w:r>
+    </w:p>
+    <w:p>
+      <w:pPr>
+        <w:pStyle w:val="Heading2"/>
+      </w:pPr>
+      <w:r>
+        <w:t>Таблица результатов</w:t>
       </w:r>
     </w:p>
     <w:p>
       <w:r>
-        <w:t>|--------|--------------|------------|-------------|-------------|</w:t>
+        <w:t>| Фильтр | k_п расчёт | k_п сим. | I_пик диода | Комментарий |</w:t>
       </w:r>
     </w:p>
     <w:p>
       <w:r>
-        <w:t>| Без фильтра | 0.48 | | | |</w:t>
+        <w:t>|--------|------------|----------|-------------|-------------|</w:t>
       </w:r>
     </w:p>
     <w:p>
       <w:r>
-        <w:t>| C | | | | пиковые токи |</w:t>
+        <w:t>| Без фильтра | 0.48 | | — | база |</w:t>
       </w:r>
     </w:p>
     <w:p>
       <w:r>
-        <w:t>| L | | | | сглаживание тока |</w:t>
+        <w:t>| C (470 мкФ) | 0.053 | | высокий | пиковые токи |</w:t>
       </w:r>
     </w:p>
     <w:p>
       <w:r>
-        <w:t>| LC | | | | лучший компромисс |</w:t>
+        <w:t>| L (1 Гн) | | | низкий | сглаживание тока |</w:t>
       </w:r>
     </w:p>
     <w:p>
       <w:r>
-        <w:t>| CLC | | | | макс. сглаживание |</w:t>
+        <w:t>| LC | | | умеренный | лучший компромисс |</w:t>
+      </w:r>
+    </w:p>
+    <w:p>
+      <w:r>
+        <w:t>| CLC | | | высокий | макс. сглаживание |</w:t>
       </w:r>
     </w:p>
     <w:p>
@@ -206,7 +554,18 @@
         <w:pStyle w:val="ListNumber"/>
       </w:pPr>
       <w:r>
-        <w:t>Почему важно работать в режиме непрерывного тока для L/LC-фильтра?</w:t>
+        <w:t xml:space="preserve">Почему важно держать </w:t>
+      </w:r>
+      <w:r>
+        <w:rPr>
+          <w:rFonts w:ascii="Consolas" w:hAnsi="Consolas"/>
+          <w:color w:val="C03030"/>
+          <w:sz w:val="20"/>
+        </w:rPr>
+        <w:t>f_0</w:t>
+      </w:r>
+      <w:r>
+        <w:t xml:space="preserve"> фильтра ниже частоты пульсаций?</w:t>
       </w:r>
     </w:p>
     <w:p>
@@ -219,6 +578,14 @@
     </w:p>
     <w:p>
       <w:pPr>
+        <w:pStyle w:val="ListNumber"/>
+      </w:pPr>
+      <w:r>
+        <w:t>Почему C-фильтр повышает U_ср, а L — нет?</w:t>
+      </w:r>
+    </w:p>
+    <w:p>
+      <w:pPr>
         <w:pStyle w:val="Heading2"/>
       </w:pPr>
       <w:r>
@@ -227,7 +594,7 @@
     </w:p>
     <w:p>
       <w:r>
-        <w:t>Цель → схемы → осциллограммы → сводная таблица k_п → выводы по выбору фильтра.</w:t>
+        <w:t>Цель → расчёт → схемы → осциллограммы U_н(t) и тока диода → сводная таблица k_п → выводы.</w:t>
       </w:r>
     </w:p>
     <w:sectPr>
